--- a/docs/evaluation/project-summary.docx
+++ b/docs/evaluation/project-summary.docx
@@ -142,7 +142,7 @@
           <w:color w:val="333333"/>
           <w:sz w:val="22"/>
         </w:rPr>
-        <w:t>Yoad Oxman (Solo Developer)</w:t>
+        <w:t>Yoad Oxman</w:t>
       </w:r>
     </w:p>
     <w:p>
@@ -164,35 +164,28 @@
           <w:color w:val="333333"/>
           <w:sz w:val="22"/>
         </w:rPr>
-        <w:t>February 19, 2026</w:t>
-      </w:r>
-    </w:p>
-    <w:p>
-      <w:pPr>
-        <w:jc w:val="center"/>
-      </w:pPr>
-      <w:r>
-        <w:rPr>
-          <w:rFonts w:ascii="Calibri" w:hAnsi="Calibri"/>
-          <w:b/>
-          <w:color w:val="333333"/>
-          <w:sz w:val="22"/>
-        </w:rPr>
-        <w:t xml:space="preserve">Classification: </w:t>
-      </w:r>
-      <w:r>
-        <w:rPr>
-          <w:rFonts w:ascii="Calibri" w:hAnsi="Calibri"/>
-          <w:color w:val="333333"/>
-          <w:sz w:val="22"/>
-        </w:rPr>
-        <w:t>Internal R&amp;D Documentation</w:t>
+        <w:t>March 01, 2026</w:t>
       </w:r>
     </w:p>
     <w:p>
       <w:r>
         <w:br w:type="page"/>
       </w:r>
+    </w:p>
+    <w:p>
+      <w:pPr>
+        <w:spacing w:after="0"/>
+      </w:pPr>
+    </w:p>
+    <w:p>
+      <w:pPr>
+        <w:spacing w:after="0"/>
+      </w:pPr>
+    </w:p>
+    <w:p>
+      <w:pPr>
+        <w:spacing w:after="0"/>
+      </w:pPr>
     </w:p>
     <w:p>
       <w:pPr>
@@ -206,89 +199,50 @@
         <w:t>Table of Contents</w:t>
       </w:r>
     </w:p>
-    <w:p/>
     <w:p>
-      <w:pPr>
-        <w:spacing w:after="40" w:before="40"/>
-        <w:ind w:left="0"/>
-      </w:pPr>
-      <w:hyperlink w:anchor="part1">
-        <w:r>
-          <w:rPr>
-            <w:rStyle w:val="Hyperlink"/>
-            <w:sz w:val="22"/>
-            <w:rFonts w:ascii="Calibri" w:hAnsi="Calibri"/>
-            <w:color w:val="1a3a5c"/>
-            <w:u w:val="single"/>
-          </w:rPr>
-          <w:t xml:space="preserve">Part 1. Research</w:t>
-        </w:r>
-      </w:hyperlink>
-    </w:p>
-    <w:p>
-      <w:pPr>
-        <w:spacing w:after="40" w:before="40"/>
-        <w:ind w:left="0"/>
-      </w:pPr>
-      <w:hyperlink w:anchor="part2">
-        <w:r>
-          <w:rPr>
-            <w:rStyle w:val="Hyperlink"/>
-            <w:sz w:val="22"/>
-            <w:rFonts w:ascii="Calibri" w:hAnsi="Calibri"/>
-            <w:color w:val="1a3a5c"/>
-            <w:u w:val="single"/>
-          </w:rPr>
-          <w:t xml:space="preserve">Part 2. Operations</w:t>
-        </w:r>
-      </w:hyperlink>
-    </w:p>
-    <w:p>
-      <w:pPr>
-        <w:spacing w:after="40" w:before="40"/>
-        <w:ind w:left="0"/>
-      </w:pPr>
-      <w:hyperlink w:anchor="part3">
-        <w:r>
-          <w:rPr>
-            <w:rStyle w:val="Hyperlink"/>
-            <w:sz w:val="22"/>
-            <w:rFonts w:ascii="Calibri" w:hAnsi="Calibri"/>
-            <w:color w:val="1a3a5c"/>
-            <w:u w:val="single"/>
-          </w:rPr>
-          <w:t xml:space="preserve">Part 3. Technical Development</w:t>
-        </w:r>
-      </w:hyperlink>
-    </w:p>
-    <w:p>
-      <w:pPr>
-        <w:spacing w:after="40" w:before="40"/>
-        <w:ind w:left="0"/>
-      </w:pPr>
-      <w:hyperlink w:anchor="part4">
-        <w:r>
-          <w:rPr>
-            <w:rStyle w:val="Hyperlink"/>
-            <w:sz w:val="22"/>
-            <w:rFonts w:ascii="Calibri" w:hAnsi="Calibri"/>
-            <w:color w:val="1a3a5c"/>
-            <w:u w:val="single"/>
-          </w:rPr>
-          <w:t xml:space="preserve">Part 4. Project Insights, Lessons Learned &amp; To-Do</w:t>
-        </w:r>
-      </w:hyperlink>
-    </w:p>
-    <w:p/>
-    <w:p>
+      <w:r>
+        <w:fldChar w:fldCharType="begin"/>
+        <w:instrText xml:space="preserve"> TOC \o "1-2" \h \z \u </w:instrText>
+        <w:fldChar w:fldCharType="separate"/>
+      </w:r>
       <w:r>
         <w:rPr>
           <w:rFonts w:ascii="Calibri" w:hAnsi="Calibri"/>
-          <w:i/>
-          <w:color w:val="666666"/>
-          <w:sz w:val="18"/>
+          <w:color w:val="1A3A5C"/>
+          <w:sz w:val="22"/>
         </w:rPr>
-        <w:t>Click any section title above to jump directly to that part.</w:t>
+        <w:t>Part 1. Research</w:t>
+        <w:br/>
+      </w:r>
+      <w:r>
+        <w:rPr>
+          <w:rFonts w:ascii="Calibri" w:hAnsi="Calibri"/>
+          <w:color w:val="1A3A5C"/>
+          <w:sz w:val="22"/>
+        </w:rPr>
+        <w:t>Part 2. Operations</w:t>
+        <w:br/>
+      </w:r>
+      <w:r>
+        <w:rPr>
+          <w:rFonts w:ascii="Calibri" w:hAnsi="Calibri"/>
+          <w:color w:val="1A3A5C"/>
+          <w:sz w:val="22"/>
+        </w:rPr>
+        <w:t>Part 3. Technical Development</w:t>
+        <w:br/>
+      </w:r>
+      <w:r>
+        <w:rPr>
+          <w:rFonts w:ascii="Calibri" w:hAnsi="Calibri"/>
+          <w:color w:val="1A3A5C"/>
+          <w:sz w:val="22"/>
+        </w:rPr>
+        <w:t>Part 4. Project Insights, Lessons Learned &amp; To-Do</w:t>
+        <w:br/>
+      </w:r>
+      <w:r>
+        <w:fldChar w:fldCharType="end"/>
       </w:r>
     </w:p>
     <w:p>
@@ -1074,6 +1028,142 @@
                 <w:b w:val="0"/>
                 <w:sz w:val="18"/>
               </w:rPr>
+              <w:t>Intelligibility Score (IS)</w:t>
+            </w:r>
+          </w:p>
+        </w:tc>
+        <w:tc>
+          <w:tcPr>
+            <w:tcW w:type="dxa" w:w="1872"/>
+          </w:tcPr>
+          <w:p>
+            <w:r/>
+            <w:r>
+              <w:rPr>
+                <w:rFonts w:ascii="Calibri" w:hAnsi="Calibri"/>
+                <w:b w:val="0"/>
+                <w:sz w:val="18"/>
+              </w:rPr>
+              <w:t>—</w:t>
+            </w:r>
+          </w:p>
+        </w:tc>
+        <w:tc>
+          <w:tcPr>
+            <w:tcW w:type="dxa" w:w="2448"/>
+          </w:tcPr>
+          <w:p>
+            <w:r/>
+            <w:r>
+              <w:rPr>
+                <w:rFonts w:ascii="Calibri" w:hAnsi="Calibri"/>
+                <w:b w:val="0"/>
+                <w:sz w:val="18"/>
+              </w:rPr>
+              <w:t>—</w:t>
+            </w:r>
+          </w:p>
+        </w:tc>
+        <w:tc>
+          <w:tcPr>
+            <w:tcW w:type="dxa" w:w="2448"/>
+          </w:tcPr>
+          <w:p>
+            <w:r/>
+            <w:r>
+              <w:rPr>
+                <w:rFonts w:ascii="Calibri" w:hAnsi="Calibri"/>
+                <w:b w:val="0"/>
+                <w:sz w:val="18"/>
+              </w:rPr>
+              <w:t>2.52 / 5.0</w:t>
+            </w:r>
+          </w:p>
+        </w:tc>
+      </w:tr>
+      <w:tr>
+        <w:tc>
+          <w:tcPr>
+            <w:tcW w:type="dxa" w:w="2592"/>
+            <w:shd w:fill="f0f4f8"/>
+          </w:tcPr>
+          <w:p>
+            <w:r/>
+            <w:r>
+              <w:rPr>
+                <w:rFonts w:ascii="Calibri" w:hAnsi="Calibri"/>
+                <w:b w:val="0"/>
+                <w:sz w:val="18"/>
+              </w:rPr>
+              <w:t>Properly Captured (IS ≥ 3)</w:t>
+            </w:r>
+          </w:p>
+        </w:tc>
+        <w:tc>
+          <w:tcPr>
+            <w:tcW w:type="dxa" w:w="1872"/>
+            <w:shd w:fill="f0f4f8"/>
+          </w:tcPr>
+          <w:p>
+            <w:r/>
+            <w:r>
+              <w:rPr>
+                <w:rFonts w:ascii="Calibri" w:hAnsi="Calibri"/>
+                <w:b w:val="0"/>
+                <w:sz w:val="18"/>
+              </w:rPr>
+              <w:t>—</w:t>
+            </w:r>
+          </w:p>
+        </w:tc>
+        <w:tc>
+          <w:tcPr>
+            <w:tcW w:type="dxa" w:w="2448"/>
+            <w:shd w:fill="f0f4f8"/>
+          </w:tcPr>
+          <w:p>
+            <w:r/>
+            <w:r>
+              <w:rPr>
+                <w:rFonts w:ascii="Calibri" w:hAnsi="Calibri"/>
+                <w:b w:val="0"/>
+                <w:sz w:val="18"/>
+              </w:rPr>
+              <w:t>—</w:t>
+            </w:r>
+          </w:p>
+        </w:tc>
+        <w:tc>
+          <w:tcPr>
+            <w:tcW w:type="dxa" w:w="2448"/>
+            <w:shd w:fill="f0f4f8"/>
+          </w:tcPr>
+          <w:p>
+            <w:r/>
+            <w:r>
+              <w:rPr>
+                <w:rFonts w:ascii="Calibri" w:hAnsi="Calibri"/>
+                <w:b w:val="0"/>
+                <w:sz w:val="18"/>
+              </w:rPr>
+              <w:t>39.9%</w:t>
+            </w:r>
+          </w:p>
+        </w:tc>
+      </w:tr>
+      <w:tr>
+        <w:tc>
+          <w:tcPr>
+            <w:tcW w:type="dxa" w:w="2592"/>
+          </w:tcPr>
+          <w:p>
+            <w:r/>
+            <w:r>
+              <w:rPr>
+                <w:rFonts w:ascii="Calibri" w:hAnsi="Calibri"/>
+                <w:b w:val="0"/>
+                <w:sz w:val="18"/>
+              </w:rPr>
               <w:t>Usable (WER ≤20%)</w:t>
             </w:r>
           </w:p>
@@ -1210,7 +1300,7 @@
           <w:i w:val="0"/>
           <w:sz w:val="22"/>
         </w:rPr>
-        <w:t>The model performs 2.5x worse on real-world video than the paper's benchmark. Only 11.4% of segments achieve acceptable quality (WER ≤20%), while 20.6% are catastrophically hallucinated (the model generates fluent but completely fabricated text). Corpus WER exceeds 100%, meaning the model inserts more error words than exist in the reference.</w:t>
+        <w:t>The model performs 2.5x worse on real-world video than the paper's benchmark. Only 11.4% of segments achieve acceptable quality (WER ≤20%), while 20.6% are catastrophically hallucinated (the model generates fluent but completely fabricated text). However, WER alone overstates errors by ~3.5×: the Intelligibility Score (IS) — a 6-signal composite metric combining semantic similarity, phonetic similarity, WER, WWER, NEA, and length ratio — shows 39.9% of segments are properly captured (IS ≥ 3.0), versus only 11.4% by WER.</w:t>
       </w:r>
     </w:p>
     <w:p>
@@ -1652,6 +1742,461 @@
       </w:tr>
     </w:tbl>
     <w:p/>
+    <w:p>
+      <w:pPr>
+        <w:spacing w:after="120"/>
+      </w:pPr>
+      <w:r>
+        <w:rPr>
+          <w:rFonts w:ascii="Calibri" w:hAnsi="Calibri"/>
+          <w:b w:val="0"/>
+          <w:i w:val="0"/>
+          <w:sz w:val="22"/>
+        </w:rPr>
+        <w:t>The Intelligibility Score (IS) provides a more nuanced picture. While WER treats all errors equally, IS considers whether meaning was preserved despite surface-level errors:</w:t>
+      </w:r>
+    </w:p>
+    <w:tbl>
+      <w:tblPr>
+        <w:tblStyle w:val="TableGrid"/>
+        <w:tblW w:type="auto" w:w="0"/>
+        <w:jc w:val="center"/>
+        <w:tblLook w:firstColumn="1" w:firstRow="1" w:lastColumn="0" w:lastRow="0" w:noHBand="0" w:noVBand="1" w:val="04A0"/>
+      </w:tblPr>
+      <w:tblGrid>
+        <w:gridCol w:w="2268"/>
+        <w:gridCol w:w="2268"/>
+        <w:gridCol w:w="2268"/>
+        <w:gridCol w:w="2268"/>
+      </w:tblGrid>
+      <w:tr>
+        <w:tc>
+          <w:tcPr>
+            <w:tcW w:type="dxa" w:w="2160"/>
+            <w:shd w:fill="1a3a5c"/>
+          </w:tcPr>
+          <w:p>
+            <w:r/>
+            <w:r>
+              <w:rPr>
+                <w:rFonts w:ascii="Calibri" w:hAnsi="Calibri"/>
+                <w:b/>
+                <w:color w:val="FFFFFF"/>
+                <w:sz w:val="18"/>
+              </w:rPr>
+              <w:t>IS Tier</w:t>
+            </w:r>
+          </w:p>
+        </w:tc>
+        <w:tc>
+          <w:tcPr>
+            <w:tcW w:type="dxa" w:w="1728"/>
+            <w:shd w:fill="1a3a5c"/>
+          </w:tcPr>
+          <w:p>
+            <w:r/>
+            <w:r>
+              <w:rPr>
+                <w:rFonts w:ascii="Calibri" w:hAnsi="Calibri"/>
+                <w:b/>
+                <w:color w:val="FFFFFF"/>
+                <w:sz w:val="18"/>
+              </w:rPr>
+              <w:t>Score Range</w:t>
+            </w:r>
+          </w:p>
+        </w:tc>
+        <w:tc>
+          <w:tcPr>
+            <w:tcW w:type="dxa" w:w="1728"/>
+            <w:shd w:fill="1a3a5c"/>
+          </w:tcPr>
+          <w:p>
+            <w:r/>
+            <w:r>
+              <w:rPr>
+                <w:rFonts w:ascii="Calibri" w:hAnsi="Calibri"/>
+                <w:b/>
+                <w:color w:val="FFFFFF"/>
+                <w:sz w:val="18"/>
+              </w:rPr>
+              <w:t>Segments</w:t>
+            </w:r>
+          </w:p>
+        </w:tc>
+        <w:tc>
+          <w:tcPr>
+            <w:tcW w:type="dxa" w:w="1728"/>
+            <w:shd w:fill="1a3a5c"/>
+          </w:tcPr>
+          <w:p>
+            <w:r/>
+            <w:r>
+              <w:rPr>
+                <w:rFonts w:ascii="Calibri" w:hAnsi="Calibri"/>
+                <w:b/>
+                <w:color w:val="FFFFFF"/>
+                <w:sz w:val="18"/>
+              </w:rPr>
+              <w:t>% of Total</w:t>
+            </w:r>
+          </w:p>
+        </w:tc>
+      </w:tr>
+      <w:tr>
+        <w:tc>
+          <w:tcPr>
+            <w:tcW w:type="dxa" w:w="2160"/>
+          </w:tcPr>
+          <w:p>
+            <w:r/>
+            <w:r>
+              <w:rPr>
+                <w:rFonts w:ascii="Calibri" w:hAnsi="Calibri"/>
+                <w:b w:val="0"/>
+                <w:sz w:val="18"/>
+              </w:rPr>
+              <w:t>Excellent</w:t>
+            </w:r>
+          </w:p>
+        </w:tc>
+        <w:tc>
+          <w:tcPr>
+            <w:tcW w:type="dxa" w:w="1728"/>
+          </w:tcPr>
+          <w:p>
+            <w:r/>
+            <w:r>
+              <w:rPr>
+                <w:rFonts w:ascii="Calibri" w:hAnsi="Calibri"/>
+                <w:b w:val="0"/>
+                <w:sz w:val="18"/>
+              </w:rPr>
+              <w:t>4.0–5.0</w:t>
+            </w:r>
+          </w:p>
+        </w:tc>
+        <w:tc>
+          <w:tcPr>
+            <w:tcW w:type="dxa" w:w="1728"/>
+          </w:tcPr>
+          <w:p>
+            <w:r/>
+            <w:r>
+              <w:rPr>
+                <w:rFonts w:ascii="Calibri" w:hAnsi="Calibri"/>
+                <w:b w:val="0"/>
+                <w:sz w:val="18"/>
+              </w:rPr>
+              <w:t>276</w:t>
+            </w:r>
+          </w:p>
+        </w:tc>
+        <w:tc>
+          <w:tcPr>
+            <w:tcW w:type="dxa" w:w="1728"/>
+          </w:tcPr>
+          <w:p>
+            <w:r/>
+            <w:r>
+              <w:rPr>
+                <w:rFonts w:ascii="Calibri" w:hAnsi="Calibri"/>
+                <w:b w:val="0"/>
+                <w:sz w:val="18"/>
+              </w:rPr>
+              <w:t>18.4%</w:t>
+            </w:r>
+          </w:p>
+        </w:tc>
+      </w:tr>
+      <w:tr>
+        <w:tc>
+          <w:tcPr>
+            <w:tcW w:type="dxa" w:w="2160"/>
+            <w:shd w:fill="f0f4f8"/>
+          </w:tcPr>
+          <w:p>
+            <w:r/>
+            <w:r>
+              <w:rPr>
+                <w:rFonts w:ascii="Calibri" w:hAnsi="Calibri"/>
+                <w:b w:val="0"/>
+                <w:sz w:val="18"/>
+              </w:rPr>
+              <w:t>Good</w:t>
+            </w:r>
+          </w:p>
+        </w:tc>
+        <w:tc>
+          <w:tcPr>
+            <w:tcW w:type="dxa" w:w="1728"/>
+            <w:shd w:fill="f0f4f8"/>
+          </w:tcPr>
+          <w:p>
+            <w:r/>
+            <w:r>
+              <w:rPr>
+                <w:rFonts w:ascii="Calibri" w:hAnsi="Calibri"/>
+                <w:b w:val="0"/>
+                <w:sz w:val="18"/>
+              </w:rPr>
+              <w:t>3.0–3.99</w:t>
+            </w:r>
+          </w:p>
+        </w:tc>
+        <w:tc>
+          <w:tcPr>
+            <w:tcW w:type="dxa" w:w="1728"/>
+            <w:shd w:fill="f0f4f8"/>
+          </w:tcPr>
+          <w:p>
+            <w:r/>
+            <w:r>
+              <w:rPr>
+                <w:rFonts w:ascii="Calibri" w:hAnsi="Calibri"/>
+                <w:b w:val="0"/>
+                <w:sz w:val="18"/>
+              </w:rPr>
+              <w:t>321</w:t>
+            </w:r>
+          </w:p>
+        </w:tc>
+        <w:tc>
+          <w:tcPr>
+            <w:tcW w:type="dxa" w:w="1728"/>
+            <w:shd w:fill="f0f4f8"/>
+          </w:tcPr>
+          <w:p>
+            <w:r/>
+            <w:r>
+              <w:rPr>
+                <w:rFonts w:ascii="Calibri" w:hAnsi="Calibri"/>
+                <w:b w:val="0"/>
+                <w:sz w:val="18"/>
+              </w:rPr>
+              <w:t>21.4%</w:t>
+            </w:r>
+          </w:p>
+        </w:tc>
+      </w:tr>
+      <w:tr>
+        <w:tc>
+          <w:tcPr>
+            <w:tcW w:type="dxa" w:w="2160"/>
+          </w:tcPr>
+          <w:p>
+            <w:r/>
+            <w:r>
+              <w:rPr>
+                <w:rFonts w:ascii="Calibri" w:hAnsi="Calibri"/>
+                <w:b w:val="0"/>
+                <w:sz w:val="18"/>
+              </w:rPr>
+              <w:t>Fair</w:t>
+            </w:r>
+          </w:p>
+        </w:tc>
+        <w:tc>
+          <w:tcPr>
+            <w:tcW w:type="dxa" w:w="1728"/>
+          </w:tcPr>
+          <w:p>
+            <w:r/>
+            <w:r>
+              <w:rPr>
+                <w:rFonts w:ascii="Calibri" w:hAnsi="Calibri"/>
+                <w:b w:val="0"/>
+                <w:sz w:val="18"/>
+              </w:rPr>
+              <w:t>2.0–2.99</w:t>
+            </w:r>
+          </w:p>
+        </w:tc>
+        <w:tc>
+          <w:tcPr>
+            <w:tcW w:type="dxa" w:w="1728"/>
+          </w:tcPr>
+          <w:p>
+            <w:r/>
+            <w:r>
+              <w:rPr>
+                <w:rFonts w:ascii="Calibri" w:hAnsi="Calibri"/>
+                <w:b w:val="0"/>
+                <w:sz w:val="18"/>
+              </w:rPr>
+              <w:t>325</w:t>
+            </w:r>
+          </w:p>
+        </w:tc>
+        <w:tc>
+          <w:tcPr>
+            <w:tcW w:type="dxa" w:w="1728"/>
+          </w:tcPr>
+          <w:p>
+            <w:r/>
+            <w:r>
+              <w:rPr>
+                <w:rFonts w:ascii="Calibri" w:hAnsi="Calibri"/>
+                <w:b w:val="0"/>
+                <w:sz w:val="18"/>
+              </w:rPr>
+              <w:t>21.7%</w:t>
+            </w:r>
+          </w:p>
+        </w:tc>
+      </w:tr>
+      <w:tr>
+        <w:tc>
+          <w:tcPr>
+            <w:tcW w:type="dxa" w:w="2160"/>
+            <w:shd w:fill="f0f4f8"/>
+          </w:tcPr>
+          <w:p>
+            <w:r/>
+            <w:r>
+              <w:rPr>
+                <w:rFonts w:ascii="Calibri" w:hAnsi="Calibri"/>
+                <w:b w:val="0"/>
+                <w:sz w:val="18"/>
+              </w:rPr>
+              <w:t>Poor</w:t>
+            </w:r>
+          </w:p>
+        </w:tc>
+        <w:tc>
+          <w:tcPr>
+            <w:tcW w:type="dxa" w:w="1728"/>
+            <w:shd w:fill="f0f4f8"/>
+          </w:tcPr>
+          <w:p>
+            <w:r/>
+            <w:r>
+              <w:rPr>
+                <w:rFonts w:ascii="Calibri" w:hAnsi="Calibri"/>
+                <w:b w:val="0"/>
+                <w:sz w:val="18"/>
+              </w:rPr>
+              <w:t>1.0–1.99</w:t>
+            </w:r>
+          </w:p>
+        </w:tc>
+        <w:tc>
+          <w:tcPr>
+            <w:tcW w:type="dxa" w:w="1728"/>
+            <w:shd w:fill="f0f4f8"/>
+          </w:tcPr>
+          <w:p>
+            <w:r/>
+            <w:r>
+              <w:rPr>
+                <w:rFonts w:ascii="Calibri" w:hAnsi="Calibri"/>
+                <w:b w:val="0"/>
+                <w:sz w:val="18"/>
+              </w:rPr>
+              <w:t>336</w:t>
+            </w:r>
+          </w:p>
+        </w:tc>
+        <w:tc>
+          <w:tcPr>
+            <w:tcW w:type="dxa" w:w="1728"/>
+            <w:shd w:fill="f0f4f8"/>
+          </w:tcPr>
+          <w:p>
+            <w:r/>
+            <w:r>
+              <w:rPr>
+                <w:rFonts w:ascii="Calibri" w:hAnsi="Calibri"/>
+                <w:b w:val="0"/>
+                <w:sz w:val="18"/>
+              </w:rPr>
+              <w:t>22.4%</w:t>
+            </w:r>
+          </w:p>
+        </w:tc>
+      </w:tr>
+      <w:tr>
+        <w:tc>
+          <w:tcPr>
+            <w:tcW w:type="dxa" w:w="2160"/>
+          </w:tcPr>
+          <w:p>
+            <w:r/>
+            <w:r>
+              <w:rPr>
+                <w:rFonts w:ascii="Calibri" w:hAnsi="Calibri"/>
+                <w:b w:val="0"/>
+                <w:sz w:val="18"/>
+              </w:rPr>
+              <w:t>Failed</w:t>
+            </w:r>
+          </w:p>
+        </w:tc>
+        <w:tc>
+          <w:tcPr>
+            <w:tcW w:type="dxa" w:w="1728"/>
+          </w:tcPr>
+          <w:p>
+            <w:r/>
+            <w:r>
+              <w:rPr>
+                <w:rFonts w:ascii="Calibri" w:hAnsi="Calibri"/>
+                <w:b w:val="0"/>
+                <w:sz w:val="18"/>
+              </w:rPr>
+              <w:t>0.0–0.99</w:t>
+            </w:r>
+          </w:p>
+        </w:tc>
+        <w:tc>
+          <w:tcPr>
+            <w:tcW w:type="dxa" w:w="1728"/>
+          </w:tcPr>
+          <w:p>
+            <w:r/>
+            <w:r>
+              <w:rPr>
+                <w:rFonts w:ascii="Calibri" w:hAnsi="Calibri"/>
+                <w:b w:val="0"/>
+                <w:sz w:val="18"/>
+              </w:rPr>
+              <w:t>239</w:t>
+            </w:r>
+          </w:p>
+        </w:tc>
+        <w:tc>
+          <w:tcPr>
+            <w:tcW w:type="dxa" w:w="1728"/>
+          </w:tcPr>
+          <w:p>
+            <w:r/>
+            <w:r>
+              <w:rPr>
+                <w:rFonts w:ascii="Calibri" w:hAnsi="Calibri"/>
+                <w:b w:val="0"/>
+                <w:sz w:val="18"/>
+              </w:rPr>
+              <w:t>16.0%</w:t>
+            </w:r>
+          </w:p>
+        </w:tc>
+      </w:tr>
+    </w:tbl>
+    <w:p/>
+    <w:p>
+      <w:pPr>
+        <w:spacing w:after="120"/>
+      </w:pPr>
+      <w:r>
+        <w:rPr>
+          <w:rFonts w:ascii="Calibri" w:hAnsi="Calibri"/>
+          <w:b w:val="0"/>
+          <w:i w:val="0"/>
+          <w:sz w:val="22"/>
+        </w:rPr>
+        <w:t>By IS measure, 39.9% of segments convey intelligible meaning (IS ≥ 3.0) — 3.5× more than the 11.4% identified by WER alone. The dominant success pattern is phonetic preservation (41.5% of successes), while the most dangerous failure mode is hallucination (12.3% of failures) — fluent text with no connection to what was spoken.</w:t>
+      </w:r>
+    </w:p>
     <w:p>
       <w:pPr>
         <w:pStyle w:val="Heading2"/>
@@ -2876,6 +3421,372 @@
     </w:p>
     <w:p>
       <w:pPr>
+        <w:pStyle w:val="Heading3"/>
+      </w:pPr>
+      <w:r>
+        <w:rPr>
+          <w:rFonts w:ascii="Calibri" w:hAnsi="Calibri"/>
+          <w:color w:val="3A6A9C"/>
+        </w:rPr>
+        <w:t>1.6.1 Experiment A Results (r=16, Encoder Frozen)</w:t>
+      </w:r>
+    </w:p>
+    <w:p>
+      <w:pPr>
+        <w:spacing w:after="120"/>
+      </w:pPr>
+      <w:r>
+        <w:rPr>
+          <w:rFonts w:ascii="Calibri" w:hAnsi="Calibri"/>
+          <w:b w:val="0"/>
+          <w:i w:val="0"/>
+          <w:sz w:val="22"/>
+        </w:rPr>
+        <w:t>The first fine-tuning experiment (Exp A) completed Feb 27, 2026 — 17 hours on Tesla T4. Training data: 1,273 segments (85%) / 224 validation (15%), stratified by IS tier.</w:t>
+      </w:r>
+    </w:p>
+    <w:tbl>
+      <w:tblPr>
+        <w:tblStyle w:val="TableGrid"/>
+        <w:tblW w:type="auto" w:w="0"/>
+        <w:jc w:val="center"/>
+        <w:tblLook w:firstColumn="1" w:firstRow="1" w:lastColumn="0" w:lastRow="0" w:noHBand="0" w:noVBand="1" w:val="04A0"/>
+      </w:tblPr>
+      <w:tblGrid>
+        <w:gridCol w:w="3024"/>
+        <w:gridCol w:w="3024"/>
+        <w:gridCol w:w="3024"/>
+      </w:tblGrid>
+      <w:tr>
+        <w:tc>
+          <w:tcPr>
+            <w:tcW w:type="dxa" w:w="2160"/>
+            <w:shd w:fill="1a3a5c"/>
+          </w:tcPr>
+          <w:p>
+            <w:r/>
+            <w:r>
+              <w:rPr>
+                <w:rFonts w:ascii="Calibri" w:hAnsi="Calibri"/>
+                <w:b/>
+                <w:color w:val="FFFFFF"/>
+                <w:sz w:val="18"/>
+              </w:rPr>
+              <w:t>Metric</w:t>
+            </w:r>
+          </w:p>
+        </w:tc>
+        <w:tc>
+          <w:tcPr>
+            <w:tcW w:type="dxa" w:w="2160"/>
+            <w:shd w:fill="1a3a5c"/>
+          </w:tcPr>
+          <w:p>
+            <w:r/>
+            <w:r>
+              <w:rPr>
+                <w:rFonts w:ascii="Calibri" w:hAnsi="Calibri"/>
+                <w:b/>
+                <w:color w:val="FFFFFF"/>
+                <w:sz w:val="18"/>
+              </w:rPr>
+              <w:t>Best (Epoch 2)</w:t>
+            </w:r>
+          </w:p>
+        </w:tc>
+        <w:tc>
+          <w:tcPr>
+            <w:tcW w:type="dxa" w:w="2160"/>
+            <w:shd w:fill="1a3a5c"/>
+          </w:tcPr>
+          <w:p>
+            <w:r/>
+            <w:r>
+              <w:rPr>
+                <w:rFonts w:ascii="Calibri" w:hAnsi="Calibri"/>
+                <w:b/>
+                <w:color w:val="FFFFFF"/>
+                <w:sz w:val="18"/>
+              </w:rPr>
+              <w:t>Final (Epoch 19)</w:t>
+            </w:r>
+          </w:p>
+        </w:tc>
+      </w:tr>
+      <w:tr>
+        <w:tc>
+          <w:tcPr>
+            <w:tcW w:type="dxa" w:w="2160"/>
+          </w:tcPr>
+          <w:p>
+            <w:r/>
+            <w:r>
+              <w:rPr>
+                <w:rFonts w:ascii="Calibri" w:hAnsi="Calibri"/>
+                <w:b w:val="0"/>
+                <w:sz w:val="18"/>
+              </w:rPr>
+              <w:t>Val Accuracy</w:t>
+            </w:r>
+          </w:p>
+        </w:tc>
+        <w:tc>
+          <w:tcPr>
+            <w:tcW w:type="dxa" w:w="2160"/>
+          </w:tcPr>
+          <w:p>
+            <w:r/>
+            <w:r>
+              <w:rPr>
+                <w:rFonts w:ascii="Calibri" w:hAnsi="Calibri"/>
+                <w:b w:val="0"/>
+                <w:sz w:val="18"/>
+              </w:rPr>
+              <w:t>62.94%</w:t>
+            </w:r>
+          </w:p>
+        </w:tc>
+        <w:tc>
+          <w:tcPr>
+            <w:tcW w:type="dxa" w:w="2160"/>
+          </w:tcPr>
+          <w:p>
+            <w:r/>
+            <w:r>
+              <w:rPr>
+                <w:rFonts w:ascii="Calibri" w:hAnsi="Calibri"/>
+                <w:b w:val="0"/>
+                <w:sz w:val="18"/>
+              </w:rPr>
+              <w:t>58.98%</w:t>
+            </w:r>
+          </w:p>
+        </w:tc>
+      </w:tr>
+      <w:tr>
+        <w:tc>
+          <w:tcPr>
+            <w:tcW w:type="dxa" w:w="2160"/>
+            <w:shd w:fill="f0f4f8"/>
+          </w:tcPr>
+          <w:p>
+            <w:r/>
+            <w:r>
+              <w:rPr>
+                <w:rFonts w:ascii="Calibri" w:hAnsi="Calibri"/>
+                <w:b w:val="0"/>
+                <w:sz w:val="18"/>
+              </w:rPr>
+              <w:t>Val Loss</w:t>
+            </w:r>
+          </w:p>
+        </w:tc>
+        <w:tc>
+          <w:tcPr>
+            <w:tcW w:type="dxa" w:w="2160"/>
+            <w:shd w:fill="f0f4f8"/>
+          </w:tcPr>
+          <w:p>
+            <w:r/>
+            <w:r>
+              <w:rPr>
+                <w:rFonts w:ascii="Calibri" w:hAnsi="Calibri"/>
+                <w:b w:val="0"/>
+                <w:sz w:val="18"/>
+              </w:rPr>
+              <w:t>2.391</w:t>
+            </w:r>
+          </w:p>
+        </w:tc>
+        <w:tc>
+          <w:tcPr>
+            <w:tcW w:type="dxa" w:w="2160"/>
+            <w:shd w:fill="f0f4f8"/>
+          </w:tcPr>
+          <w:p>
+            <w:r/>
+            <w:r>
+              <w:rPr>
+                <w:rFonts w:ascii="Calibri" w:hAnsi="Calibri"/>
+                <w:b w:val="0"/>
+                <w:sz w:val="18"/>
+              </w:rPr>
+              <w:t>4.120 (+72%)</w:t>
+            </w:r>
+          </w:p>
+        </w:tc>
+      </w:tr>
+      <w:tr>
+        <w:tc>
+          <w:tcPr>
+            <w:tcW w:type="dxa" w:w="2160"/>
+          </w:tcPr>
+          <w:p>
+            <w:r/>
+            <w:r>
+              <w:rPr>
+                <w:rFonts w:ascii="Calibri" w:hAnsi="Calibri"/>
+                <w:b w:val="0"/>
+                <w:sz w:val="18"/>
+              </w:rPr>
+              <w:t>Val Perplexity</w:t>
+            </w:r>
+          </w:p>
+        </w:tc>
+        <w:tc>
+          <w:tcPr>
+            <w:tcW w:type="dxa" w:w="2160"/>
+          </w:tcPr>
+          <w:p>
+            <w:r/>
+            <w:r>
+              <w:rPr>
+                <w:rFonts w:ascii="Calibri" w:hAnsi="Calibri"/>
+                <w:b w:val="0"/>
+                <w:sz w:val="18"/>
+              </w:rPr>
+              <w:t>5.24</w:t>
+            </w:r>
+          </w:p>
+        </w:tc>
+        <w:tc>
+          <w:tcPr>
+            <w:tcW w:type="dxa" w:w="2160"/>
+          </w:tcPr>
+          <w:p>
+            <w:r/>
+            <w:r>
+              <w:rPr>
+                <w:rFonts w:ascii="Calibri" w:hAnsi="Calibri"/>
+                <w:b w:val="0"/>
+                <w:sz w:val="18"/>
+              </w:rPr>
+              <w:t>17.39</w:t>
+            </w:r>
+          </w:p>
+        </w:tc>
+      </w:tr>
+      <w:tr>
+        <w:tc>
+          <w:tcPr>
+            <w:tcW w:type="dxa" w:w="2160"/>
+            <w:shd w:fill="f0f4f8"/>
+          </w:tcPr>
+          <w:p>
+            <w:r/>
+            <w:r>
+              <w:rPr>
+                <w:rFonts w:ascii="Calibri" w:hAnsi="Calibri"/>
+                <w:b w:val="0"/>
+                <w:sz w:val="18"/>
+              </w:rPr>
+              <w:t>Train Accuracy</w:t>
+            </w:r>
+          </w:p>
+        </w:tc>
+        <w:tc>
+          <w:tcPr>
+            <w:tcW w:type="dxa" w:w="2160"/>
+            <w:shd w:fill="f0f4f8"/>
+          </w:tcPr>
+          <w:p>
+            <w:r/>
+            <w:r>
+              <w:rPr>
+                <w:rFonts w:ascii="Calibri" w:hAnsi="Calibri"/>
+                <w:b w:val="0"/>
+                <w:sz w:val="18"/>
+              </w:rPr>
+              <w:t>65.00%</w:t>
+            </w:r>
+          </w:p>
+        </w:tc>
+        <w:tc>
+          <w:tcPr>
+            <w:tcW w:type="dxa" w:w="2160"/>
+            <w:shd w:fill="f0f4f8"/>
+          </w:tcPr>
+          <w:p>
+            <w:r/>
+            <w:r>
+              <w:rPr>
+                <w:rFonts w:ascii="Calibri" w:hAnsi="Calibri"/>
+                <w:b w:val="0"/>
+                <w:sz w:val="18"/>
+              </w:rPr>
+              <w:t>95.52%</w:t>
+            </w:r>
+          </w:p>
+        </w:tc>
+      </w:tr>
+      <w:tr>
+        <w:tc>
+          <w:tcPr>
+            <w:tcW w:type="dxa" w:w="2160"/>
+          </w:tcPr>
+          <w:p>
+            <w:r/>
+            <w:r>
+              <w:rPr>
+                <w:rFonts w:ascii="Calibri" w:hAnsi="Calibri"/>
+                <w:b w:val="0"/>
+                <w:sz w:val="18"/>
+              </w:rPr>
+              <w:t>Train-Val Gap</w:t>
+            </w:r>
+          </w:p>
+        </w:tc>
+        <w:tc>
+          <w:tcPr>
+            <w:tcW w:type="dxa" w:w="2160"/>
+          </w:tcPr>
+          <w:p>
+            <w:r/>
+            <w:r>
+              <w:rPr>
+                <w:rFonts w:ascii="Calibri" w:hAnsi="Calibri"/>
+                <w:b w:val="0"/>
+                <w:sz w:val="18"/>
+              </w:rPr>
+              <w:t>2.1 pp</w:t>
+            </w:r>
+          </w:p>
+        </w:tc>
+        <w:tc>
+          <w:tcPr>
+            <w:tcW w:type="dxa" w:w="2160"/>
+          </w:tcPr>
+          <w:p>
+            <w:r/>
+            <w:r>
+              <w:rPr>
+                <w:rFonts w:ascii="Calibri" w:hAnsi="Calibri"/>
+                <w:b w:val="0"/>
+                <w:sz w:val="18"/>
+              </w:rPr>
+              <w:t>36.5 pp</w:t>
+            </w:r>
+          </w:p>
+        </w:tc>
+      </w:tr>
+    </w:tbl>
+    <w:p/>
+    <w:p>
+      <w:pPr>
+        <w:spacing w:after="120"/>
+      </w:pPr>
+      <w:r>
+        <w:rPr>
+          <w:rFonts w:ascii="Calibri" w:hAnsi="Calibri"/>
+          <w:b/>
+          <w:i w:val="0"/>
+          <w:sz w:val="22"/>
+        </w:rPr>
+        <w:t>Key finding: Best validation accuracy reached at epoch 2 (320 updates). Severe overfitting after that — 36.5 pp train-val gap confirms r=16 is capacity-limited for the TED→YouTube domain shift. Decode evaluation with the best checkpoint is pending. Next step: Exp B with r=64 (4× capacity) and early stopping at ~500 updates.</w:t>
+      </w:r>
+    </w:p>
+    <w:p>
+      <w:pPr>
         <w:pStyle w:val="Heading2"/>
       </w:pPr>
       <w:r>
@@ -6813,6 +7724,28 @@
           <w:color w:val="2A5A8C"/>
         </w:rPr>
         <w:t>4.1 Key Insights</w:t>
+      </w:r>
+    </w:p>
+    <w:p>
+      <w:pPr>
+        <w:pStyle w:val="ListBullet"/>
+        <w:spacing w:after="40"/>
+        <w:ind w:left="360"/>
+      </w:pPr>
+      <w:r>
+        <w:rPr>
+          <w:rFonts w:ascii="Calibri" w:hAnsi="Calibri"/>
+          <w:b/>
+          <w:sz w:val="20"/>
+        </w:rPr>
+        <w:t xml:space="preserve">WER Overstates Failure: </w:t>
+      </w:r>
+      <w:r>
+        <w:rPr>
+          <w:rFonts w:ascii="Calibri" w:hAnsi="Calibri"/>
+          <w:sz w:val="20"/>
+        </w:rPr>
+        <w:t>WER reports only 11.4% usable output, but Intelligibility Score analysis shows 39.9% of segments convey intelligible meaning (IS ≥ 3.0). WER treats all errors equally and misses phonetic preservation, semantic similarity, and context recoverability.</w:t>
       </w:r>
     </w:p>
     <w:p>
@@ -7395,7 +8328,7 @@
                 <w:b w:val="0"/>
                 <w:sz w:val="18"/>
               </w:rPr>
-              <w:t>Performance evaluation (860 segments, 6 reports)</w:t>
+              <w:t>Performance evaluation (1,497 segments, 13 experiments, 6 reports)</w:t>
             </w:r>
           </w:p>
         </w:tc>
@@ -7431,7 +8364,77 @@
                 <w:b w:val="0"/>
                 <w:sz w:val="18"/>
               </w:rPr>
+              <w:t>Intelligibility scoring framework (6-signal IS), 21 analytical plots</w:t>
+            </w:r>
+          </w:p>
+        </w:tc>
+      </w:tr>
+      <w:tr>
+        <w:tc>
+          <w:tcPr>
+            <w:tcW w:type="dxa" w:w="1872"/>
+          </w:tcPr>
+          <w:p>
+            <w:r/>
+            <w:r>
+              <w:rPr>
+                <w:rFonts w:ascii="Calibri" w:hAnsi="Calibri"/>
+                <w:b w:val="0"/>
+                <w:sz w:val="18"/>
+              </w:rPr>
+              <w:t>Feb 2026</w:t>
+            </w:r>
+          </w:p>
+        </w:tc>
+        <w:tc>
+          <w:tcPr>
+            <w:tcW w:type="dxa" w:w="7488"/>
+          </w:tcPr>
+          <w:p>
+            <w:r/>
+            <w:r>
+              <w:rPr>
+                <w:rFonts w:ascii="Calibri" w:hAnsi="Calibri"/>
+                <w:b w:val="0"/>
+                <w:sz w:val="18"/>
+              </w:rPr>
               <w:t>Fine-tuning infrastructure ready</w:t>
+            </w:r>
+          </w:p>
+        </w:tc>
+      </w:tr>
+      <w:tr>
+        <w:tc>
+          <w:tcPr>
+            <w:tcW w:type="dxa" w:w="1872"/>
+            <w:shd w:fill="f0f4f8"/>
+          </w:tcPr>
+          <w:p>
+            <w:r/>
+            <w:r>
+              <w:rPr>
+                <w:rFonts w:ascii="Calibri" w:hAnsi="Calibri"/>
+                <w:b w:val="0"/>
+                <w:sz w:val="18"/>
+              </w:rPr>
+              <w:t>Feb 2026</w:t>
+            </w:r>
+          </w:p>
+        </w:tc>
+        <w:tc>
+          <w:tcPr>
+            <w:tcW w:type="dxa" w:w="7488"/>
+            <w:shd w:fill="f0f4f8"/>
+          </w:tcPr>
+          <w:p>
+            <w:r/>
+            <w:r>
+              <w:rPr>
+                <w:rFonts w:ascii="Calibri" w:hAnsi="Calibri"/>
+                <w:b w:val="0"/>
+                <w:sz w:val="18"/>
+              </w:rPr>
+              <w:t>Exp A fine-tuning complete (r=16, 17h T4): best val acc 62.94% at epoch 2; 10 diagnostic plots</w:t>
             </w:r>
           </w:p>
         </w:tc>
@@ -9055,7 +10058,7 @@
           <w:color w:val="666666"/>
           <w:sz w:val="22"/>
         </w:rPr>
-        <w:t>This summary condenses the full 60-page Argos R&amp;D documentation into the most critical findings, decisions, and next steps. For detailed technical analysis, code diffs, and configuration specifics, refer to the complete research_documentation.docx.</w:t>
+        <w:t>This summary condenses the full Argos R&amp;D documentation into the most critical findings, decisions, and next steps. For detailed technical analysis including the full Intelligibility Score methodology, code diffs, and configuration specifics, refer to the complete research-journal.docx.</w:t>
       </w:r>
     </w:p>
     <w:sectPr>
@@ -9098,7 +10101,9 @@
   <w:p>
     <w:pPr>
       <w:pStyle w:val="Header"/>
-      <w:jc w:val="right"/>
+      <w:tabs>
+        <w:tab w:pos="9072" w:val="right"/>
+      </w:tabs>
     </w:pPr>
     <w:r>
       <w:drawing>
@@ -9132,7 +10137,7 @@
       </w:drawing>
     </w:r>
     <w:r>
-      <w:t xml:space="preserve">  </w:t>
+      <w:tab/>
     </w:r>
     <w:r>
       <w:rPr>
@@ -9141,7 +10146,7 @@
         <w:color w:val="666666"/>
         <w:sz w:val="16"/>
       </w:rPr>
-      <w:t>Argos — The Orchard  |  INTERNAL</w:t>
+      <w:t>Argos — The Orchard</w:t>
     </w:r>
   </w:p>
 </w:hdr>

--- a/docs/evaluation/project-summary.docx
+++ b/docs/evaluation/project-summary.docx
@@ -164,7 +164,7 @@
           <w:color w:val="333333"/>
           <w:sz w:val="22"/>
         </w:rPr>
-        <w:t>March 01, 2026</w:t>
+        <w:t>March 03, 2026</w:t>
       </w:r>
     </w:p>
     <w:p>
@@ -653,7 +653,7 @@
           <w:i w:val="0"/>
           <w:sz w:val="22"/>
         </w:rPr>
-        <w:t>We evaluated the model on real-world YouTube content across two datasets:</w:t>
+        <w:t>We evaluated the model on real-world YouTube content (1,497 segments from 1,396 diverse videos):</w:t>
       </w:r>
     </w:p>
     <w:tbl>
@@ -664,15 +664,14 @@
         <w:tblLook w:firstColumn="1" w:firstRow="1" w:lastColumn="0" w:lastRow="0" w:noHBand="0" w:noVBand="1" w:val="04A0"/>
       </w:tblPr>
       <w:tblGrid>
-        <w:gridCol w:w="2268"/>
-        <w:gridCol w:w="2268"/>
-        <w:gridCol w:w="2268"/>
-        <w:gridCol w:w="2268"/>
+        <w:gridCol w:w="3024"/>
+        <w:gridCol w:w="3024"/>
+        <w:gridCol w:w="3024"/>
       </w:tblGrid>
       <w:tr>
         <w:tc>
           <w:tcPr>
-            <w:tcW w:type="dxa" w:w="2592"/>
+            <w:tcW w:type="dxa" w:w="3168"/>
             <w:shd w:fill="1a3a5c"/>
           </w:tcPr>
           <w:p>
@@ -690,7 +689,7 @@
         </w:tc>
         <w:tc>
           <w:tcPr>
-            <w:tcW w:type="dxa" w:w="1872"/>
+            <w:tcW w:type="dxa" w:w="2160"/>
             <w:shd w:fill="1a3a5c"/>
           </w:tcPr>
           <w:p>
@@ -708,7 +707,7 @@
         </w:tc>
         <w:tc>
           <w:tcPr>
-            <w:tcW w:type="dxa" w:w="2448"/>
+            <w:tcW w:type="dxa" w:w="2880"/>
             <w:shd w:fill="1a3a5c"/>
           </w:tcPr>
           <w:p>
@@ -720,24 +719,6 @@
                 <w:color w:val="FFFFFF"/>
                 <w:sz w:val="18"/>
               </w:rPr>
-              <w:t>english_1k (860 seg)</w:t>
-            </w:r>
-          </w:p>
-        </w:tc>
-        <w:tc>
-          <w:tcPr>
-            <w:tcW w:type="dxa" w:w="2448"/>
-            <w:shd w:fill="1a3a5c"/>
-          </w:tcPr>
-          <w:p>
-            <w:r/>
-            <w:r>
-              <w:rPr>
-                <w:rFonts w:ascii="Calibri" w:hAnsi="Calibri"/>
-                <w:b/>
-                <w:color w:val="FFFFFF"/>
-                <w:sz w:val="18"/>
-              </w:rPr>
               <w:t>english_full (1,497 seg)</w:t>
             </w:r>
           </w:p>
@@ -746,7 +727,7 @@
       <w:tr>
         <w:tc>
           <w:tcPr>
-            <w:tcW w:type="dxa" w:w="2592"/>
+            <w:tcW w:type="dxa" w:w="3168"/>
           </w:tcPr>
           <w:p>
             <w:r/>
@@ -762,7 +743,7 @@
         </w:tc>
         <w:tc>
           <w:tcPr>
-            <w:tcW w:type="dxa" w:w="1872"/>
+            <w:tcW w:type="dxa" w:w="2160"/>
           </w:tcPr>
           <w:p>
             <w:r/>
@@ -778,7 +759,7 @@
         </w:tc>
         <w:tc>
           <w:tcPr>
-            <w:tcW w:type="dxa" w:w="2448"/>
+            <w:tcW w:type="dxa" w:w="2880"/>
           </w:tcPr>
           <w:p>
             <w:r/>
@@ -789,22 +770,6 @@
                 <w:sz w:val="18"/>
               </w:rPr>
               <w:t>67.0%</w:t>
-            </w:r>
-          </w:p>
-        </w:tc>
-        <w:tc>
-          <w:tcPr>
-            <w:tcW w:type="dxa" w:w="2448"/>
-          </w:tcPr>
-          <w:p>
-            <w:r/>
-            <w:r>
-              <w:rPr>
-                <w:rFonts w:ascii="Calibri" w:hAnsi="Calibri"/>
-                <w:b w:val="0"/>
-                <w:sz w:val="18"/>
-              </w:rPr>
-              <w:t>64.1%</w:t>
             </w:r>
           </w:p>
         </w:tc>
@@ -812,7 +777,7 @@
       <w:tr>
         <w:tc>
           <w:tcPr>
-            <w:tcW w:type="dxa" w:w="2592"/>
+            <w:tcW w:type="dxa" w:w="3168"/>
             <w:shd w:fill="f0f4f8"/>
           </w:tcPr>
           <w:p>
@@ -823,13 +788,13 @@
                 <w:b w:val="0"/>
                 <w:sz w:val="18"/>
               </w:rPr>
-              <w:t>Corpus WER</w:t>
-            </w:r>
-          </w:p>
-        </w:tc>
-        <w:tc>
-          <w:tcPr>
-            <w:tcW w:type="dxa" w:w="1872"/>
+              <w:t>WWER</w:t>
+            </w:r>
+          </w:p>
+        </w:tc>
+        <w:tc>
+          <w:tcPr>
+            <w:tcW w:type="dxa" w:w="2160"/>
             <w:shd w:fill="f0f4f8"/>
           </w:tcPr>
           <w:p>
@@ -846,7 +811,7 @@
         </w:tc>
         <w:tc>
           <w:tcPr>
-            <w:tcW w:type="dxa" w:w="2448"/>
+            <w:tcW w:type="dxa" w:w="2880"/>
             <w:shd w:fill="f0f4f8"/>
           </w:tcPr>
           <w:p>
@@ -857,24 +822,7 @@
                 <w:b w:val="0"/>
                 <w:sz w:val="18"/>
               </w:rPr>
-              <w:t>125.5%</w:t>
-            </w:r>
-          </w:p>
-        </w:tc>
-        <w:tc>
-          <w:tcPr>
-            <w:tcW w:type="dxa" w:w="2448"/>
-            <w:shd w:fill="f0f4f8"/>
-          </w:tcPr>
-          <w:p>
-            <w:r/>
-            <w:r>
-              <w:rPr>
-                <w:rFonts w:ascii="Calibri" w:hAnsi="Calibri"/>
-                <w:b w:val="0"/>
-                <w:sz w:val="18"/>
-              </w:rPr>
-              <w:t>—</w:t>
+              <w:t>59.5%</w:t>
             </w:r>
           </w:p>
         </w:tc>
@@ -882,7 +830,7 @@
       <w:tr>
         <w:tc>
           <w:tcPr>
-            <w:tcW w:type="dxa" w:w="2592"/>
+            <w:tcW w:type="dxa" w:w="3168"/>
           </w:tcPr>
           <w:p>
             <w:r/>
@@ -898,7 +846,7 @@
         </w:tc>
         <w:tc>
           <w:tcPr>
-            <w:tcW w:type="dxa" w:w="1872"/>
+            <w:tcW w:type="dxa" w:w="2160"/>
           </w:tcPr>
           <w:p>
             <w:r/>
@@ -914,7 +862,7 @@
         </w:tc>
         <w:tc>
           <w:tcPr>
-            <w:tcW w:type="dxa" w:w="2448"/>
+            <w:tcW w:type="dxa" w:w="2880"/>
           </w:tcPr>
           <w:p>
             <w:r/>
@@ -925,22 +873,6 @@
                 <w:sz w:val="18"/>
               </w:rPr>
               <w:t>38.8%</w:t>
-            </w:r>
-          </w:p>
-        </w:tc>
-        <w:tc>
-          <w:tcPr>
-            <w:tcW w:type="dxa" w:w="2448"/>
-          </w:tcPr>
-          <w:p>
-            <w:r/>
-            <w:r>
-              <w:rPr>
-                <w:rFonts w:ascii="Calibri" w:hAnsi="Calibri"/>
-                <w:b w:val="0"/>
-                <w:sz w:val="18"/>
-              </w:rPr>
-              <w:t>39%</w:t>
             </w:r>
           </w:p>
         </w:tc>
@@ -948,7 +880,7 @@
       <w:tr>
         <w:tc>
           <w:tcPr>
-            <w:tcW w:type="dxa" w:w="2592"/>
+            <w:tcW w:type="dxa" w:w="3168"/>
             <w:shd w:fill="f0f4f8"/>
           </w:tcPr>
           <w:p>
@@ -959,13 +891,13 @@
                 <w:b w:val="0"/>
                 <w:sz w:val="18"/>
               </w:rPr>
-              <w:t>WWER</w:t>
-            </w:r>
-          </w:p>
-        </w:tc>
-        <w:tc>
-          <w:tcPr>
-            <w:tcW w:type="dxa" w:w="1872"/>
+              <w:t>Intelligibility Score (IS)</w:t>
+            </w:r>
+          </w:p>
+        </w:tc>
+        <w:tc>
+          <w:tcPr>
+            <w:tcW w:type="dxa" w:w="2160"/>
             <w:shd w:fill="f0f4f8"/>
           </w:tcPr>
           <w:p>
@@ -982,7 +914,7 @@
         </w:tc>
         <w:tc>
           <w:tcPr>
-            <w:tcW w:type="dxa" w:w="2448"/>
+            <w:tcW w:type="dxa" w:w="2880"/>
             <w:shd w:fill="f0f4f8"/>
           </w:tcPr>
           <w:p>
@@ -993,24 +925,7 @@
                 <w:b w:val="0"/>
                 <w:sz w:val="18"/>
               </w:rPr>
-              <w:t>—</w:t>
-            </w:r>
-          </w:p>
-        </w:tc>
-        <w:tc>
-          <w:tcPr>
-            <w:tcW w:type="dxa" w:w="2448"/>
-            <w:shd w:fill="f0f4f8"/>
-          </w:tcPr>
-          <w:p>
-            <w:r/>
-            <w:r>
-              <w:rPr>
-                <w:rFonts w:ascii="Calibri" w:hAnsi="Calibri"/>
-                <w:b w:val="0"/>
-                <w:sz w:val="18"/>
-              </w:rPr>
-              <w:t>61.9%</w:t>
+              <w:t>2.52 / 5.0</w:t>
             </w:r>
           </w:p>
         </w:tc>
@@ -1018,23 +933,23 @@
       <w:tr>
         <w:tc>
           <w:tcPr>
-            <w:tcW w:type="dxa" w:w="2592"/>
-          </w:tcPr>
-          <w:p>
-            <w:r/>
-            <w:r>
-              <w:rPr>
-                <w:rFonts w:ascii="Calibri" w:hAnsi="Calibri"/>
-                <w:b w:val="0"/>
-                <w:sz w:val="18"/>
-              </w:rPr>
-              <w:t>Intelligibility Score (IS)</w:t>
-            </w:r>
-          </w:p>
-        </w:tc>
-        <w:tc>
-          <w:tcPr>
-            <w:tcW w:type="dxa" w:w="1872"/>
+            <w:tcW w:type="dxa" w:w="3168"/>
+          </w:tcPr>
+          <w:p>
+            <w:r/>
+            <w:r>
+              <w:rPr>
+                <w:rFonts w:ascii="Calibri" w:hAnsi="Calibri"/>
+                <w:b w:val="0"/>
+                <w:sz w:val="18"/>
+              </w:rPr>
+              <w:t>Properly Captured (IS ≥ 3)</w:t>
+            </w:r>
+          </w:p>
+        </w:tc>
+        <w:tc>
+          <w:tcPr>
+            <w:tcW w:type="dxa" w:w="2160"/>
           </w:tcPr>
           <w:p>
             <w:r/>
@@ -1050,33 +965,17 @@
         </w:tc>
         <w:tc>
           <w:tcPr>
-            <w:tcW w:type="dxa" w:w="2448"/>
-          </w:tcPr>
-          <w:p>
-            <w:r/>
-            <w:r>
-              <w:rPr>
-                <w:rFonts w:ascii="Calibri" w:hAnsi="Calibri"/>
-                <w:b w:val="0"/>
-                <w:sz w:val="18"/>
-              </w:rPr>
-              <w:t>—</w:t>
-            </w:r>
-          </w:p>
-        </w:tc>
-        <w:tc>
-          <w:tcPr>
-            <w:tcW w:type="dxa" w:w="2448"/>
-          </w:tcPr>
-          <w:p>
-            <w:r/>
-            <w:r>
-              <w:rPr>
-                <w:rFonts w:ascii="Calibri" w:hAnsi="Calibri"/>
-                <w:b w:val="0"/>
-                <w:sz w:val="18"/>
-              </w:rPr>
-              <w:t>2.52 / 5.0</w:t>
+            <w:tcW w:type="dxa" w:w="2880"/>
+          </w:tcPr>
+          <w:p>
+            <w:r/>
+            <w:r>
+              <w:rPr>
+                <w:rFonts w:ascii="Calibri" w:hAnsi="Calibri"/>
+                <w:b w:val="0"/>
+                <w:sz w:val="18"/>
+              </w:rPr>
+              <w:t>39.9%</w:t>
             </w:r>
           </w:p>
         </w:tc>
@@ -1084,7 +983,7 @@
       <w:tr>
         <w:tc>
           <w:tcPr>
-            <w:tcW w:type="dxa" w:w="2592"/>
+            <w:tcW w:type="dxa" w:w="3168"/>
             <w:shd w:fill="f0f4f8"/>
           </w:tcPr>
           <w:p>
@@ -1095,13 +994,13 @@
                 <w:b w:val="0"/>
                 <w:sz w:val="18"/>
               </w:rPr>
-              <w:t>Properly Captured (IS ≥ 3)</w:t>
-            </w:r>
-          </w:p>
-        </w:tc>
-        <w:tc>
-          <w:tcPr>
-            <w:tcW w:type="dxa" w:w="1872"/>
+              <w:t>Hallucinated (WER ≥100%)</w:t>
+            </w:r>
+          </w:p>
+        </w:tc>
+        <w:tc>
+          <w:tcPr>
+            <w:tcW w:type="dxa" w:w="2160"/>
             <w:shd w:fill="f0f4f8"/>
           </w:tcPr>
           <w:p>
@@ -1118,7 +1017,7 @@
         </w:tc>
         <w:tc>
           <w:tcPr>
-            <w:tcW w:type="dxa" w:w="2448"/>
+            <w:tcW w:type="dxa" w:w="2880"/>
             <w:shd w:fill="f0f4f8"/>
           </w:tcPr>
           <w:p>
@@ -1129,160 +1028,7 @@
                 <w:b w:val="0"/>
                 <w:sz w:val="18"/>
               </w:rPr>
-              <w:t>—</w:t>
-            </w:r>
-          </w:p>
-        </w:tc>
-        <w:tc>
-          <w:tcPr>
-            <w:tcW w:type="dxa" w:w="2448"/>
-            <w:shd w:fill="f0f4f8"/>
-          </w:tcPr>
-          <w:p>
-            <w:r/>
-            <w:r>
-              <w:rPr>
-                <w:rFonts w:ascii="Calibri" w:hAnsi="Calibri"/>
-                <w:b w:val="0"/>
-                <w:sz w:val="18"/>
-              </w:rPr>
-              <w:t>39.9%</w:t>
-            </w:r>
-          </w:p>
-        </w:tc>
-      </w:tr>
-      <w:tr>
-        <w:tc>
-          <w:tcPr>
-            <w:tcW w:type="dxa" w:w="2592"/>
-          </w:tcPr>
-          <w:p>
-            <w:r/>
-            <w:r>
-              <w:rPr>
-                <w:rFonts w:ascii="Calibri" w:hAnsi="Calibri"/>
-                <w:b w:val="0"/>
-                <w:sz w:val="18"/>
-              </w:rPr>
-              <w:t>Usable (WER ≤20%)</w:t>
-            </w:r>
-          </w:p>
-        </w:tc>
-        <w:tc>
-          <w:tcPr>
-            <w:tcW w:type="dxa" w:w="1872"/>
-          </w:tcPr>
-          <w:p>
-            <w:r/>
-            <w:r>
-              <w:rPr>
-                <w:rFonts w:ascii="Calibri" w:hAnsi="Calibri"/>
-                <w:b w:val="0"/>
-                <w:sz w:val="18"/>
-              </w:rPr>
-              <w:t>—</w:t>
-            </w:r>
-          </w:p>
-        </w:tc>
-        <w:tc>
-          <w:tcPr>
-            <w:tcW w:type="dxa" w:w="2448"/>
-          </w:tcPr>
-          <w:p>
-            <w:r/>
-            <w:r>
-              <w:rPr>
-                <w:rFonts w:ascii="Calibri" w:hAnsi="Calibri"/>
-                <w:b w:val="0"/>
-                <w:sz w:val="18"/>
-              </w:rPr>
-              <w:t>11.4%</w:t>
-            </w:r>
-          </w:p>
-        </w:tc>
-        <w:tc>
-          <w:tcPr>
-            <w:tcW w:type="dxa" w:w="2448"/>
-          </w:tcPr>
-          <w:p>
-            <w:r/>
-            <w:r>
-              <w:rPr>
-                <w:rFonts w:ascii="Calibri" w:hAnsi="Calibri"/>
-                <w:b w:val="0"/>
-                <w:sz w:val="18"/>
-              </w:rPr>
-              <w:t>—</w:t>
-            </w:r>
-          </w:p>
-        </w:tc>
-      </w:tr>
-      <w:tr>
-        <w:tc>
-          <w:tcPr>
-            <w:tcW w:type="dxa" w:w="2592"/>
-            <w:shd w:fill="f0f4f8"/>
-          </w:tcPr>
-          <w:p>
-            <w:r/>
-            <w:r>
-              <w:rPr>
-                <w:rFonts w:ascii="Calibri" w:hAnsi="Calibri"/>
-                <w:b w:val="0"/>
-                <w:sz w:val="18"/>
-              </w:rPr>
-              <w:t>Hallucinated (WER ≥100%)</w:t>
-            </w:r>
-          </w:p>
-        </w:tc>
-        <w:tc>
-          <w:tcPr>
-            <w:tcW w:type="dxa" w:w="1872"/>
-            <w:shd w:fill="f0f4f8"/>
-          </w:tcPr>
-          <w:p>
-            <w:r/>
-            <w:r>
-              <w:rPr>
-                <w:rFonts w:ascii="Calibri" w:hAnsi="Calibri"/>
-                <w:b w:val="0"/>
-                <w:sz w:val="18"/>
-              </w:rPr>
-              <w:t>—</w:t>
-            </w:r>
-          </w:p>
-        </w:tc>
-        <w:tc>
-          <w:tcPr>
-            <w:tcW w:type="dxa" w:w="2448"/>
-            <w:shd w:fill="f0f4f8"/>
-          </w:tcPr>
-          <w:p>
-            <w:r/>
-            <w:r>
-              <w:rPr>
-                <w:rFonts w:ascii="Calibri" w:hAnsi="Calibri"/>
-                <w:b w:val="0"/>
-                <w:sz w:val="18"/>
-              </w:rPr>
               <w:t>20.6%</w:t>
-            </w:r>
-          </w:p>
-        </w:tc>
-        <w:tc>
-          <w:tcPr>
-            <w:tcW w:type="dxa" w:w="2448"/>
-            <w:shd w:fill="f0f4f8"/>
-          </w:tcPr>
-          <w:p>
-            <w:r/>
-            <w:r>
-              <w:rPr>
-                <w:rFonts w:ascii="Calibri" w:hAnsi="Calibri"/>
-                <w:b w:val="0"/>
-                <w:sz w:val="18"/>
-              </w:rPr>
-              <w:t>—</w:t>
             </w:r>
           </w:p>
         </w:tc>
@@ -2206,7 +1952,373 @@
           <w:rFonts w:ascii="Calibri" w:hAnsi="Calibri"/>
           <w:color w:val="2A5A8C"/>
         </w:rPr>
-        <w:t>1.4 Root Cause: Domain Mismatch</w:t>
+        <w:t>1.4 LLM-as-a-Judge Cross-Validation</w:t>
+      </w:r>
+    </w:p>
+    <w:p>
+      <w:pPr>
+        <w:spacing w:after="120"/>
+      </w:pPr>
+      <w:r>
+        <w:rPr>
+          <w:rFonts w:ascii="Calibri" w:hAnsi="Calibri"/>
+          <w:b w:val="0"/>
+          <w:i w:val="0"/>
+          <w:sz w:val="22"/>
+        </w:rPr>
+        <w:t>To validate IS against actual language understanding, Claude Opus 4.6 independently evaluated all 1,497 pairs using holistic LLM reasoning (blind, 3-level Y/P/N). Results: Y=345 (23.0%), P=626 (41.8%), N=526 (35.1%). Intra-rater reliability: 86.7% exact agreement on 30 duplicate pairs.</w:t>
+      </w:r>
+    </w:p>
+    <w:tbl>
+      <w:tblPr>
+        <w:tblStyle w:val="TableGrid"/>
+        <w:tblW w:type="auto" w:w="0"/>
+        <w:jc w:val="center"/>
+        <w:tblLook w:firstColumn="1" w:firstRow="1" w:lastColumn="0" w:lastRow="0" w:noHBand="0" w:noVBand="1" w:val="04A0"/>
+      </w:tblPr>
+      <w:tblGrid>
+        <w:gridCol w:w="3024"/>
+        <w:gridCol w:w="3024"/>
+        <w:gridCol w:w="3024"/>
+      </w:tblGrid>
+      <w:tr>
+        <w:tc>
+          <w:tcPr>
+            <w:tcW w:type="dxa" w:w="2160"/>
+            <w:shd w:fill="1a3a5c"/>
+          </w:tcPr>
+          <w:p>
+            <w:r/>
+            <w:r>
+              <w:rPr>
+                <w:rFonts w:ascii="Calibri" w:hAnsi="Calibri"/>
+                <w:b/>
+                <w:color w:val="FFFFFF"/>
+                <w:sz w:val="18"/>
+              </w:rPr>
+              <w:t>Method</w:t>
+            </w:r>
+          </w:p>
+        </w:tc>
+        <w:tc>
+          <w:tcPr>
+            <w:tcW w:type="dxa" w:w="1440"/>
+            <w:shd w:fill="1a3a5c"/>
+          </w:tcPr>
+          <w:p>
+            <w:r/>
+            <w:r>
+              <w:rPr>
+                <w:rFonts w:ascii="Calibri" w:hAnsi="Calibri"/>
+                <w:b/>
+                <w:color w:val="FFFFFF"/>
+                <w:sz w:val="18"/>
+              </w:rPr>
+              <w:t>Capture Rate</w:t>
+            </w:r>
+          </w:p>
+        </w:tc>
+        <w:tc>
+          <w:tcPr>
+            <w:tcW w:type="dxa" w:w="4320"/>
+            <w:shd w:fill="1a3a5c"/>
+          </w:tcPr>
+          <w:p>
+            <w:r/>
+            <w:r>
+              <w:rPr>
+                <w:rFonts w:ascii="Calibri" w:hAnsi="Calibri"/>
+                <w:b/>
+                <w:color w:val="FFFFFF"/>
+                <w:sz w:val="18"/>
+              </w:rPr>
+              <w:t>Notes</w:t>
+            </w:r>
+          </w:p>
+        </w:tc>
+      </w:tr>
+      <w:tr>
+        <w:tc>
+          <w:tcPr>
+            <w:tcW w:type="dxa" w:w="2160"/>
+          </w:tcPr>
+          <w:p>
+            <w:r/>
+            <w:r>
+              <w:rPr>
+                <w:rFonts w:ascii="Calibri" w:hAnsi="Calibri"/>
+                <w:b w:val="0"/>
+                <w:sz w:val="18"/>
+              </w:rPr>
+              <w:t>WER ≤ 20%</w:t>
+            </w:r>
+          </w:p>
+        </w:tc>
+        <w:tc>
+          <w:tcPr>
+            <w:tcW w:type="dxa" w:w="1440"/>
+          </w:tcPr>
+          <w:p>
+            <w:r/>
+            <w:r>
+              <w:rPr>
+                <w:rFonts w:ascii="Calibri" w:hAnsi="Calibri"/>
+                <w:b w:val="0"/>
+                <w:sz w:val="18"/>
+              </w:rPr>
+              <w:t>11.4%</w:t>
+            </w:r>
+          </w:p>
+        </w:tc>
+        <w:tc>
+          <w:tcPr>
+            <w:tcW w:type="dxa" w:w="4320"/>
+          </w:tcPr>
+          <w:p>
+            <w:r/>
+            <w:r>
+              <w:rPr>
+                <w:rFonts w:ascii="Calibri" w:hAnsi="Calibri"/>
+                <w:b w:val="0"/>
+                <w:sz w:val="18"/>
+              </w:rPr>
+              <w:t>Word accuracy only</w:t>
+            </w:r>
+          </w:p>
+        </w:tc>
+      </w:tr>
+      <w:tr>
+        <w:tc>
+          <w:tcPr>
+            <w:tcW w:type="dxa" w:w="2160"/>
+            <w:shd w:fill="f0f4f8"/>
+          </w:tcPr>
+          <w:p>
+            <w:r/>
+            <w:r>
+              <w:rPr>
+                <w:rFonts w:ascii="Calibri" w:hAnsi="Calibri"/>
+                <w:b w:val="0"/>
+                <w:sz w:val="18"/>
+              </w:rPr>
+              <w:t>IS ≥ 3.0</w:t>
+            </w:r>
+          </w:p>
+        </w:tc>
+        <w:tc>
+          <w:tcPr>
+            <w:tcW w:type="dxa" w:w="1440"/>
+            <w:shd w:fill="f0f4f8"/>
+          </w:tcPr>
+          <w:p>
+            <w:r/>
+            <w:r>
+              <w:rPr>
+                <w:rFonts w:ascii="Calibri" w:hAnsi="Calibri"/>
+                <w:b w:val="0"/>
+                <w:sz w:val="18"/>
+              </w:rPr>
+              <w:t>39.9%</w:t>
+            </w:r>
+          </w:p>
+        </w:tc>
+        <w:tc>
+          <w:tcPr>
+            <w:tcW w:type="dxa" w:w="4320"/>
+            <w:shd w:fill="f0f4f8"/>
+          </w:tcPr>
+          <w:p>
+            <w:r/>
+            <w:r>
+              <w:rPr>
+                <w:rFonts w:ascii="Calibri" w:hAnsi="Calibri"/>
+                <w:b w:val="0"/>
+                <w:sz w:val="18"/>
+              </w:rPr>
+              <w:t>Multi-signal intelligibility</w:t>
+            </w:r>
+          </w:p>
+        </w:tc>
+      </w:tr>
+      <w:tr>
+        <w:tc>
+          <w:tcPr>
+            <w:tcW w:type="dxa" w:w="2160"/>
+          </w:tcPr>
+          <w:p>
+            <w:r/>
+            <w:r>
+              <w:rPr>
+                <w:rFonts w:ascii="Calibri" w:hAnsi="Calibri"/>
+                <w:b w:val="0"/>
+                <w:sz w:val="18"/>
+              </w:rPr>
+              <w:t>IS + salvage</w:t>
+            </w:r>
+          </w:p>
+        </w:tc>
+        <w:tc>
+          <w:tcPr>
+            <w:tcW w:type="dxa" w:w="1440"/>
+          </w:tcPr>
+          <w:p>
+            <w:r/>
+            <w:r>
+              <w:rPr>
+                <w:rFonts w:ascii="Calibri" w:hAnsi="Calibri"/>
+                <w:b w:val="0"/>
+                <w:sz w:val="18"/>
+              </w:rPr>
+              <w:t>50.9%</w:t>
+            </w:r>
+          </w:p>
+        </w:tc>
+        <w:tc>
+          <w:tcPr>
+            <w:tcW w:type="dxa" w:w="4320"/>
+          </w:tcPr>
+          <w:p>
+            <w:r/>
+            <w:r>
+              <w:rPr>
+                <w:rFonts w:ascii="Calibri" w:hAnsi="Calibri"/>
+                <w:b w:val="0"/>
+                <w:sz w:val="18"/>
+              </w:rPr>
+              <w:t>IS + recoverable meaning</w:t>
+            </w:r>
+          </w:p>
+        </w:tc>
+      </w:tr>
+      <w:tr>
+        <w:tc>
+          <w:tcPr>
+            <w:tcW w:type="dxa" w:w="2160"/>
+            <w:shd w:fill="f0f4f8"/>
+          </w:tcPr>
+          <w:p>
+            <w:r/>
+            <w:r>
+              <w:rPr>
+                <w:rFonts w:ascii="Calibri" w:hAnsi="Calibri"/>
+                <w:b w:val="0"/>
+                <w:sz w:val="18"/>
+              </w:rPr>
+              <w:t>LLM Judge: Y</w:t>
+            </w:r>
+          </w:p>
+        </w:tc>
+        <w:tc>
+          <w:tcPr>
+            <w:tcW w:type="dxa" w:w="1440"/>
+            <w:shd w:fill="f0f4f8"/>
+          </w:tcPr>
+          <w:p>
+            <w:r/>
+            <w:r>
+              <w:rPr>
+                <w:rFonts w:ascii="Calibri" w:hAnsi="Calibri"/>
+                <w:b w:val="0"/>
+                <w:sz w:val="18"/>
+              </w:rPr>
+              <w:t>23.0%</w:t>
+            </w:r>
+          </w:p>
+        </w:tc>
+        <w:tc>
+          <w:tcPr>
+            <w:tcW w:type="dxa" w:w="4320"/>
+            <w:shd w:fill="f0f4f8"/>
+          </w:tcPr>
+          <w:p>
+            <w:r/>
+            <w:r>
+              <w:rPr>
+                <w:rFonts w:ascii="Calibri" w:hAnsi="Calibri"/>
+                <w:b w:val="0"/>
+                <w:sz w:val="18"/>
+              </w:rPr>
+              <w:t>Strict holistic meaning</w:t>
+            </w:r>
+          </w:p>
+        </w:tc>
+      </w:tr>
+      <w:tr>
+        <w:tc>
+          <w:tcPr>
+            <w:tcW w:type="dxa" w:w="2160"/>
+          </w:tcPr>
+          <w:p>
+            <w:r/>
+            <w:r>
+              <w:rPr>
+                <w:rFonts w:ascii="Calibri" w:hAnsi="Calibri"/>
+                <w:b w:val="0"/>
+                <w:sz w:val="18"/>
+              </w:rPr>
+              <w:t>LLM Judge: Y+P</w:t>
+            </w:r>
+          </w:p>
+        </w:tc>
+        <w:tc>
+          <w:tcPr>
+            <w:tcW w:type="dxa" w:w="1440"/>
+          </w:tcPr>
+          <w:p>
+            <w:r/>
+            <w:r>
+              <w:rPr>
+                <w:rFonts w:ascii="Calibri" w:hAnsi="Calibri"/>
+                <w:b w:val="0"/>
+                <w:sz w:val="18"/>
+              </w:rPr>
+              <w:t>64.9%</w:t>
+            </w:r>
+          </w:p>
+        </w:tc>
+        <w:tc>
+          <w:tcPr>
+            <w:tcW w:type="dxa" w:w="4320"/>
+          </w:tcPr>
+          <w:p>
+            <w:r/>
+            <w:r>
+              <w:rPr>
+                <w:rFonts w:ascii="Calibri" w:hAnsi="Calibri"/>
+                <w:b w:val="0"/>
+                <w:sz w:val="18"/>
+              </w:rPr>
+              <w:t>Any useful output</w:t>
+            </w:r>
+          </w:p>
+        </w:tc>
+      </w:tr>
+    </w:tbl>
+    <w:p/>
+    <w:p>
+      <w:pPr>
+        <w:spacing w:after="120"/>
+      </w:pPr>
+      <w:r>
+        <w:rPr>
+          <w:rFonts w:ascii="Calibri" w:hAnsi="Calibri"/>
+          <w:b/>
+          <w:i w:val="0"/>
+          <w:sz w:val="22"/>
+        </w:rPr>
+        <w:t>Correlation: Pearson r = 0.850 between LLM judge and IS, with only 22 boundary disagreements out of 1,497 segments (1.5%). The llm_context_prob heuristic is stable across 16 decode configurations (mean r = 0.925, κ range 0.62–0.86). The LLM judge is more conservative for ‘full success’ (23% vs IS 40%) but more generous for ‘any useful output’ (65% vs IS 40%), revealing a large partial zone where structure survives but semantic meaning is lost.</w:t>
+      </w:r>
+    </w:p>
+    <w:p>
+      <w:pPr>
+        <w:pStyle w:val="Heading2"/>
+      </w:pPr>
+      <w:r>
+        <w:rPr>
+          <w:rFonts w:ascii="Calibri" w:hAnsi="Calibri"/>
+          <w:color w:val="2A5A8C"/>
+        </w:rPr>
+        <w:t>1.5 Root Cause: Domain Mismatch</w:t>
       </w:r>
     </w:p>
     <w:p>
@@ -2659,7 +2771,7 @@
           <w:rFonts w:ascii="Calibri" w:hAnsi="Calibri"/>
           <w:color w:val="2A5A8C"/>
         </w:rPr>
-        <w:t>1.5 Improvement Roadmap</w:t>
+        <w:t>1.6 Improvement Roadmap</w:t>
       </w:r>
     </w:p>
     <w:p>
@@ -3248,7 +3360,7 @@
           <w:rFonts w:ascii="Calibri" w:hAnsi="Calibri"/>
           <w:color w:val="2A5A8C"/>
         </w:rPr>
-        <w:t>1.6 Fine-Tuning Strategy</w:t>
+        <w:t>1.7 Fine-Tuning Strategy</w:t>
       </w:r>
     </w:p>
     <w:p>
@@ -3428,7 +3540,7 @@
           <w:rFonts w:ascii="Calibri" w:hAnsi="Calibri"/>
           <w:color w:val="3A6A9C"/>
         </w:rPr>
-        <w:t>1.6.1 Experiment A Results (r=16, Encoder Frozen)</w:t>
+        <w:t>1.7.1 Experiment A Results (r=16, Encoder Frozen)</w:t>
       </w:r>
     </w:p>
     <w:p>
@@ -3794,7 +3906,7 @@
           <w:rFonts w:ascii="Calibri" w:hAnsi="Calibri"/>
           <w:color w:val="2A5A8C"/>
         </w:rPr>
-        <w:t>1.7 Hyperparameter Tuning Results (13 Experiments)</w:t>
+        <w:t>1.8 Hyperparameter Tuning Results (13 Experiments)</w:t>
       </w:r>
     </w:p>
     <w:p>

--- a/docs/evaluation/project-summary.docx
+++ b/docs/evaluation/project-summary.docx
@@ -164,7 +164,7 @@
           <w:color w:val="333333"/>
           <w:sz w:val="22"/>
         </w:rPr>
-        <w:t>March 03, 2026</w:t>
+        <w:t>March 11, 2026</w:t>
       </w:r>
     </w:p>
     <w:p>
@@ -925,7 +925,7 @@
                 <w:b w:val="0"/>
                 <w:sz w:val="18"/>
               </w:rPr>
-              <w:t>2.52 / 5.0</w:t>
+              <w:t>2.53 / 5.0</w:t>
             </w:r>
           </w:p>
         </w:tc>
@@ -943,7 +943,7 @@
                 <w:b w:val="0"/>
                 <w:sz w:val="18"/>
               </w:rPr>
-              <w:t>Properly Captured (IS ≥ 3)</w:t>
+              <w:t>Useful Output (IS ≥ 2.00)</w:t>
             </w:r>
           </w:p>
         </w:tc>
@@ -975,7 +975,7 @@
                 <w:b w:val="0"/>
                 <w:sz w:val="18"/>
               </w:rPr>
-              <w:t>39.9%</w:t>
+              <w:t>61.6%</w:t>
             </w:r>
           </w:p>
         </w:tc>
@@ -1046,7 +1046,7 @@
           <w:i w:val="0"/>
           <w:sz w:val="22"/>
         </w:rPr>
-        <w:t>The model performs 2.5x worse on real-world video than the paper's benchmark. Only 11.4% of segments achieve acceptable quality (WER ≤20%), while 20.6% are catastrophically hallucinated (the model generates fluent but completely fabricated text). However, WER alone overstates errors by ~3.5×: the Intelligibility Score (IS) — a 6-signal composite metric combining semantic similarity, phonetic similarity, WER, WWER, NEA, and length ratio — shows 39.9% of segments are properly captured (IS ≥ 3.0), versus only 11.4% by WER.</w:t>
+        <w:t>The model performs 2.5x worse on real-world video than the paper's benchmark. Only 11.4% of segments achieve acceptable quality (WER ≤20%), while 20.6% are catastrophically hallucinated (the model generates fluent but completely fabricated text). However, WER alone overstates errors by ~3.5×: the Intelligibility Score (IS) — a 6-signal composite metric combining semantic similarity, phonetic similarity, WER, WWER, NEA, and length ratio — shows 61.6% of segments deliver useful output (IS ≥ 2.00, NIV Y+P), versus only 25.5% by WER.</w:t>
       </w:r>
     </w:p>
     <w:p>
@@ -1940,7 +1940,7 @@
           <w:i w:val="0"/>
           <w:sz w:val="22"/>
         </w:rPr>
-        <w:t>By IS measure, 39.9% of segments convey intelligible meaning (IS ≥ 3.0) — 3.5× more than the 11.4% identified by WER alone. The dominant success pattern is phonetic preservation (41.5% of successes), while the most dangerous failure mode is hallucination (12.3% of failures) — fluent text with no connection to what was spoken.</w:t>
+        <w:t>By IS measure, 61.6% of segments deliver useful output (IS ≥ 2.00) — 3.5× more than the 11.4% identified by WER alone. The dominant success pattern is phonetic preservation (41.5% of successes), while the most dangerous failure mode is hallucination (18.8% of failures) — fluent text with no connection to what was spoken.</w:t>
       </w:r>
     </w:p>
     <w:p>
@@ -2101,7 +2101,7 @@
                 <w:b w:val="0"/>
                 <w:sz w:val="18"/>
               </w:rPr>
-              <w:t>IS ≥ 3.0</w:t>
+              <w:t>IS ≥ 2.00</w:t>
             </w:r>
           </w:p>
         </w:tc>
@@ -2118,7 +2118,7 @@
                 <w:b w:val="0"/>
                 <w:sz w:val="18"/>
               </w:rPr>
-              <w:t>39.9%</w:t>
+              <w:t>61.6%</w:t>
             </w:r>
           </w:p>
         </w:tc>
@@ -2153,7 +2153,7 @@
                 <w:b w:val="0"/>
                 <w:sz w:val="18"/>
               </w:rPr>
-              <w:t>IS + salvage</w:t>
+              <w:t>LLM Judge (Y+P)</w:t>
             </w:r>
           </w:p>
         </w:tc>
@@ -2169,7 +2169,7 @@
                 <w:b w:val="0"/>
                 <w:sz w:val="18"/>
               </w:rPr>
-              <w:t>50.9%</w:t>
+              <w:t>64.9%</w:t>
             </w:r>
           </w:p>
         </w:tc>
@@ -2185,7 +2185,7 @@
                 <w:b w:val="0"/>
                 <w:sz w:val="18"/>
               </w:rPr>
-              <w:t>IS + recoverable meaning</w:t>
+              <w:t>Opus-as-a-Judge confirms</w:t>
             </w:r>
           </w:p>
         </w:tc>
@@ -2306,7 +2306,7 @@
           <w:i w:val="0"/>
           <w:sz w:val="22"/>
         </w:rPr>
-        <w:t>Correlation: Pearson r = 0.850 between LLM judge and IS, with only 22 boundary disagreements out of 1,497 segments (1.5%). The llm_context_prob heuristic is stable across 16 decode configurations (mean r = 0.925, κ range 0.62–0.86). The LLM judge is more conservative for ‘full success’ (23% vs IS 40%) but more generous for ‘any useful output’ (65% vs IS 40%), revealing a large partial zone where structure survives but semantic meaning is lost.</w:t>
+        <w:t>Correlation: Pearson r = 0.850 between LLM judge and IS, with only 22 boundary disagreements out of 1,497 segments (1.5%). The llm_context_prob heuristic is stable across 16 decode configurations (mean r = 0.925, κ range 0.62–0.86). The LLM judge is closely aligned for ‘full success’ (Judge 23.0% vs IS NIV Y 23.1%, κ=0.690) and for ‘any useful output’ (Judge 64.9% vs IS NIV Y+P 61.6%, κ=0.818), with only a 3.3pp gap in the useful zone.</w:t>
       </w:r>
     </w:p>
     <w:p>
@@ -7857,7 +7857,7 @@
           <w:rFonts w:ascii="Calibri" w:hAnsi="Calibri"/>
           <w:sz w:val="20"/>
         </w:rPr>
-        <w:t>WER reports only 11.4% usable output, but Intelligibility Score analysis shows 39.9% of segments convey intelligible meaning (IS ≥ 3.0). WER treats all errors equally and misses phonetic preservation, semantic similarity, and context recoverability.</w:t>
+        <w:t>WER reports only 25.5% usable output, but Intelligibility Score analysis shows 61.6% of segments deliver useful output (IS ≥ 2.00, NIV Y+P). WER treats all errors equally and misses phonetic preservation, semantic similarity, and context recoverability.</w:t>
       </w:r>
     </w:p>
     <w:p>
